--- a/courts/fourth-circuit/court-of-appeals/opening-brief/usage/OUTPUT-opening-brief.docx
+++ b/courts/fourth-circuit/court-of-appeals/opening-brief/usage/OUTPUT-opening-brief.docx
@@ -511,13 +511,10 @@
         <w:rPr>
           <w:i/>
         </w:rPr>
-        <w:t xml:space="preserve">Street,</w:t>
-      </w:r>
-      <w:r>
-        <w:rPr>
-          <w:i/>
-        </w:rPr>
-        <w:t xml:space="preserve"> </w:t>
+        <w:t xml:space="preserve">Street</w:t>
+      </w:r>
+      <w:r>
+        <w:br/>
       </w:r>
       <w:r>
         <w:rPr>
@@ -609,32 +606,9 @@
       <w:r>
         <w:rPr>
           <w:i/>
-        </w:rPr>
-        <w:t xml:space="preserve">Counsel</w:t>
-      </w:r>
-      <w:r>
-        <w:rPr>
-          <w:i/>
-        </w:rPr>
-        <w:t xml:space="preserve"> </w:t>
-      </w:r>
-      <w:r>
-        <w:rPr>
-          <w:i/>
-        </w:rPr>
-        <w:t xml:space="preserve">for</w:t>
-      </w:r>
-      <w:r>
-        <w:rPr>
-          <w:i/>
-        </w:rPr>
-        <w:t xml:space="preserve"> </w:t>
-      </w:r>
-      <w:r>
-        <w:rPr>
-          <w:i/>
-        </w:rPr>
-        <w:t xml:space="preserve">Defendant-Appellant</w:t>
+          <w:i/>
+        </w:rPr>
+        <w:t xml:space="preserve">Counsel for Defendant-Appellant</w:t>
       </w:r>
       <w:r>
         <w:br/>
@@ -663,10 +637,10 @@
         <w:t xml:space="preserve"> </w:t>
       </w:r>
       <w:r>
-        <w:t xml:space="preserve">HATCH;</w:t>
-      </w:r>
-      <w:r>
-        <w:t xml:space="preserve"> </w:t>
+        <w:t xml:space="preserve">HATCH</w:t>
+      </w:r>
+      <w:r>
+        <w:br/>
       </w:r>
       <w:r>
         <w:t xml:space="preserve">ERIN</w:t>
@@ -681,10 +655,10 @@
         <w:t xml:space="preserve"> </w:t>
       </w:r>
       <w:r>
-        <w:t xml:space="preserve">ASHWELL;</w:t>
-      </w:r>
-      <w:r>
-        <w:t xml:space="preserve"> </w:t>
+        <w:t xml:space="preserve">ASHWELL</w:t>
+      </w:r>
+      <w:r>
+        <w:br/>
       </w:r>
       <w:r>
         <w:t xml:space="preserve">JOHN</w:t>
@@ -765,13 +739,10 @@
         <w:rPr>
           <w:i/>
         </w:rPr>
-        <w:t xml:space="preserve">Street,</w:t>
-      </w:r>
-      <w:r>
-        <w:rPr>
-          <w:i/>
-        </w:rPr>
-        <w:t xml:space="preserve"> </w:t>
+        <w:t xml:space="preserve">Street</w:t>
+      </w:r>
+      <w:r>
+        <w:br/>
       </w:r>
       <w:r>
         <w:rPr>
@@ -844,6 +815,7 @@
     <w:p>
       <w:pPr>
         <w:sectPr>
+          <w:footerReference w:type="default" r:id="rIdFtrNone"/>
           <w:pgSz w:w="12240" w:h="15840"/>
           <w:pgMar w:top="1440" w:right="1440" w:bottom="1440" w:left="1440" w:header="720" w:footer="720" w:gutter="0"/>
           <w:pgNumType w:fmt="lowerRoman" w:start="1"/>
@@ -2235,21 +2207,22 @@
     <w:p>
       <w:pPr>
         <w:sectPr>
-          <w:footerReference w:type="default" r:id="rIdFooter1"/>
+          <w:footerReference w:type="default" r:id="rIdFtrPage"/>
           <w:pgSz w:w="12240" w:h="15840"/>
           <w:pgMar w:top="1440" w:right="1440" w:bottom="1440" w:left="1440" w:header="720" w:footer="720" w:gutter="0"/>
           <w:pgNumType w:fmt="lowerRoman" w:start="1"/>
         </w:sectPr>
       </w:pPr>
     </w:p>
-    <w:bookmarkStart w:id="20" w:name="introduction"/>
     <w:p>
       <w:pPr>
         <w:pStyle w:val="Heading1"/>
       </w:pPr>
+      <w:bookmarkStart w:id="9" w:name="_introduction"/>
       <w:r>
         <w:t xml:space="preserve">INTRODUCTION</w:t>
       </w:r>
+      <w:bookmarkEnd w:id="9"/>
     </w:p>
     <w:p>
       <w:pPr>
@@ -2299,18 +2272,19 @@
         <w:t xml:space="preserve">Consistent with several other Circuits’ recent decisions, this Court should vacate the preliminary injunction and remand.</w:t>
       </w:r>
     </w:p>
-    <w:bookmarkEnd w:id="20"/>
-    <w:bookmarkStart w:id="21" w:name="issues-presented"/>
     <w:p>
       <w:pPr>
         <w:pStyle w:val="Heading1"/>
       </w:pPr>
+      <w:bookmarkStart w:id="10" w:name="_33fdec3a293e481249f3aefeee7ac1a78575a57"/>
       <w:r>
         <w:t xml:space="preserve">ISSUES PRESENTED</w:t>
       </w:r>
-    </w:p>
-    <w:p>
-      <w:pPr>
+      <w:bookmarkEnd w:id="10"/>
+    </w:p>
+    <w:p>
+      <w:pPr>
+        <w:pStyle w:val="FirstParagraph"/>
         <w:numPr>
           <w:ilvl w:val="0"/>
           <w:numId w:val="1001"/>
@@ -2322,6 +2296,7 @@
     </w:p>
     <w:p>
       <w:pPr>
+        <w:pStyle w:val="FirstParagraph"/>
         <w:numPr>
           <w:ilvl w:val="0"/>
           <w:numId w:val="1001"/>
@@ -2331,15 +2306,15 @@
         <w:t xml:space="preserve">Did the district court err in weighing the public interest, the balance of equities, and irreparable harm against Virginia?</w:t>
       </w:r>
     </w:p>
-    <w:bookmarkEnd w:id="21"/>
-    <w:bookmarkStart w:id="22" w:name="jurisdictional-statement"/>
     <w:p>
       <w:pPr>
         <w:pStyle w:val="Heading1"/>
       </w:pPr>
+      <w:bookmarkStart w:id="11" w:name="_5299b36c5b7c3934d6e785e79bb9d5619e5f919"/>
       <w:r>
         <w:t xml:space="preserve">JURISDICTIONAL STATEMENT</w:t>
       </w:r>
+      <w:bookmarkEnd w:id="11"/>
     </w:p>
     <w:p>
       <w:pPr>
@@ -2364,21 +2339,21 @@
         <w:t xml:space="preserve">.</w:t>
       </w:r>
     </w:p>
-    <w:bookmarkEnd w:id="22"/>
-    <w:bookmarkStart w:id="24" w:name="statement"/>
     <w:p>
       <w:pPr>
         <w:pStyle w:val="Heading1"/>
       </w:pPr>
+      <w:bookmarkStart w:id="12" w:name="_statement"/>
       <w:r>
         <w:t xml:space="preserve">STATEMENT</w:t>
       </w:r>
-    </w:p>
-    <w:bookmarkStart w:id="23" w:name="X797a86330ff42b45597a1501a669ae40d9782c8"/>
+      <w:bookmarkEnd w:id="12"/>
+    </w:p>
     <w:p>
       <w:pPr>
         <w:pStyle w:val="Heading2"/>
       </w:pPr>
+      <w:bookmarkStart w:id="13" w:name="_797a86330ff42b45597a1501a669ae40d9782c8"/>
       <w:r>
         <w:t xml:space="preserve">A.</w:t>
       </w:r>
@@ -2388,6 +2363,7 @@
       <w:r>
         <w:t xml:space="preserve">Social media platforms’ addictive features create a youth public health crisis</w:t>
       </w:r>
+      <w:bookmarkEnd w:id="13"/>
     </w:p>
     <w:p>
       <w:pPr>
@@ -2445,16 +2421,15 @@
         <w:t xml:space="preserve">[Brief pages 7–17 are omitted from this transcription: Statement Parts B through G.]</w:t>
       </w:r>
     </w:p>
-    <w:bookmarkEnd w:id="23"/>
-    <w:bookmarkEnd w:id="24"/>
-    <w:bookmarkStart w:id="25" w:name="standard-of-review"/>
     <w:p>
       <w:pPr>
         <w:pStyle w:val="Heading1"/>
       </w:pPr>
+      <w:bookmarkStart w:id="14" w:name="_9339ea4a612847623b5ac5d9b950ce636f60fb0"/>
       <w:r>
         <w:t xml:space="preserve">STANDARD OF REVIEW</w:t>
       </w:r>
+      <w:bookmarkEnd w:id="14"/>
     </w:p>
     <w:p>
       <w:pPr>
@@ -2492,15 +2467,15 @@
         <w:t xml:space="preserve">.</w:t>
       </w:r>
     </w:p>
-    <w:bookmarkEnd w:id="25"/>
-    <w:bookmarkStart w:id="26" w:name="summary-of-argument"/>
     <w:p>
       <w:pPr>
         <w:pStyle w:val="Heading1"/>
       </w:pPr>
+      <w:bookmarkStart w:id="15" w:name="_46604d111831f1e81d7ad6a7ac73e8c7d2c5dc8"/>
       <w:r>
         <w:t xml:space="preserve">SUMMARY OF ARGUMENT</w:t>
       </w:r>
+      <w:bookmarkEnd w:id="15"/>
     </w:p>
     <w:p>
       <w:pPr>
@@ -2602,21 +2577,21 @@
         <w:t xml:space="preserve">Having incorrectly resolved the merits, the district court then neglected the other preliminary injunction factors, including Virginia’s and the public’s overwhelming—indeed, compelling—interest in protecting children. The Parental Control Provision became effective on January 1, 2026, and the Attorney General began enforcement efforts. The preliminary injunction paused those efforts, leaving the Commonwealth’s children at the mercy of the platforms. Virginia and its children suffer irreparable harm each day that the Commonwealth is unable to enforce the Provision. That significant injury is not outweighed by the purported First Amendment harms that worry NetChoice. The Provision enables both children and social media platforms to convey whatever content they desire in the amount of time that parents permit their children to access the platform.</w:t>
       </w:r>
     </w:p>
-    <w:bookmarkEnd w:id="26"/>
-    <w:bookmarkStart w:id="32" w:name="argument"/>
     <w:p>
       <w:pPr>
         <w:pStyle w:val="Heading1"/>
       </w:pPr>
+      <w:bookmarkStart w:id="16" w:name="_argument"/>
       <w:r>
         <w:t xml:space="preserve">ARGUMENT</w:t>
       </w:r>
-    </w:p>
-    <w:bookmarkStart w:id="27" w:name="Xfec3d148072bfc5c8d0fc8339eb3b000cb9b7e8"/>
+      <w:bookmarkEnd w:id="16"/>
+    </w:p>
     <w:p>
       <w:pPr>
         <w:pStyle w:val="Heading2"/>
       </w:pPr>
+      <w:bookmarkStart w:id="17" w:name="_fec3d148072bfc5c8d0fc8339eb3b000cb9b7e8"/>
       <w:r>
         <w:t xml:space="preserve">I.</w:t>
       </w:r>
@@ -2626,6 +2601,7 @@
       <w:r>
         <w:t xml:space="preserve">A preliminary injunction is an extraordinary remedy that places the burden on the plaintiff to show entitlement to the injunction</w:t>
       </w:r>
+      <w:bookmarkEnd w:id="17"/>
     </w:p>
     <w:p>
       <w:pPr>
@@ -2733,12 +2709,11 @@
         <w:t xml:space="preserve">(cleaned up). Because NetChoice is not likely to succeed on the merits and the balance of equities and public interest strongly favor the Commonwealth, this Court should vacate the district court’s order.</w:t>
       </w:r>
     </w:p>
-    <w:bookmarkEnd w:id="27"/>
-    <w:bookmarkStart w:id="30" w:name="X2ca901c59673fa0450621e440d3c396c372d343"/>
     <w:p>
       <w:pPr>
         <w:pStyle w:val="Heading2"/>
       </w:pPr>
+      <w:bookmarkStart w:id="18" w:name="_2ca901c59673fa0450621e440d3c396c372d343"/>
       <w:r>
         <w:t xml:space="preserve">II.</w:t>
       </w:r>
@@ -2748,12 +2723,13 @@
       <w:r>
         <w:t xml:space="preserve">The district court erred in concluding NetChoice was likely to succeed on the merits</w:t>
       </w:r>
-    </w:p>
-    <w:bookmarkStart w:id="29" w:name="Xf2e84e2d783017335d2f73f445181dadaac5cec"/>
+      <w:bookmarkEnd w:id="18"/>
+    </w:p>
     <w:p>
       <w:pPr>
         <w:pStyle w:val="Heading3"/>
       </w:pPr>
+      <w:bookmarkStart w:id="19" w:name="_f2e84e2d783017335d2f73f445181dadaac5cec"/>
       <w:r>
         <w:t xml:space="preserve">A.</w:t>
       </w:r>
@@ -2763,12 +2739,13 @@
       <w:r>
         <w:t xml:space="preserve">The district court misapplied recent Supreme Court precedent in evaluating Plaintiffs’ facial challenge</w:t>
       </w:r>
-    </w:p>
-    <w:bookmarkStart w:id="28" w:name="X04a9ad3bc4cb209bed81e90f23b1754b14d7c39"/>
+      <w:bookmarkEnd w:id="19"/>
+    </w:p>
     <w:p>
       <w:pPr>
         <w:pStyle w:val="Heading4"/>
       </w:pPr>
+      <w:bookmarkStart w:id="20" w:name="_04a9ad3bc4cb209bed81e90f23b1754b14d7c39"/>
       <w:r>
         <w:t xml:space="preserve">1.</w:t>
       </w:r>
@@ -2778,6 +2755,7 @@
       <w:r>
         <w:t xml:space="preserve">The district court applied the wrong standard</w:t>
       </w:r>
+      <w:bookmarkEnd w:id="20"/>
     </w:p>
     <w:p>
       <w:pPr>
@@ -2861,14 +2839,11 @@
         <w:t xml:space="preserve">[Brief pages 22–52 are omitted from this transcription: Argument Parts II.A.2 through II.C.3.]</w:t>
       </w:r>
     </w:p>
-    <w:bookmarkEnd w:id="28"/>
-    <w:bookmarkEnd w:id="29"/>
-    <w:bookmarkEnd w:id="30"/>
-    <w:bookmarkStart w:id="31" w:name="X4b4f7c0f9ea47eacf29466c047119533dfe2a2f"/>
     <w:p>
       <w:pPr>
         <w:pStyle w:val="Heading2"/>
       </w:pPr>
+      <w:bookmarkStart w:id="21" w:name="_4b4f7c0f9ea47eacf29466c047119533dfe2a2f"/>
       <w:r>
         <w:t xml:space="preserve">III.</w:t>
       </w:r>
@@ -2878,6 +2853,7 @@
       <w:r>
         <w:t xml:space="preserve">The district court erred in concluding that the remaining preliminary injunction factors favored NetChoice</w:t>
       </w:r>
+      <w:bookmarkEnd w:id="21"/>
     </w:p>
     <w:p>
       <w:pPr>
@@ -3057,16 +3033,15 @@
         <w:t xml:space="preserve">Platforms’ concerns for their bottom lines do not outweigh Virginia’s duty to protect its children or the public’s interest in the prompt execution of a democratically enacted law protecting the Commonwealth’s most vulnerable.</w:t>
       </w:r>
     </w:p>
-    <w:bookmarkEnd w:id="31"/>
-    <w:bookmarkEnd w:id="32"/>
-    <w:bookmarkStart w:id="33" w:name="conclusion"/>
     <w:p>
       <w:pPr>
         <w:pStyle w:val="Heading1"/>
       </w:pPr>
+      <w:bookmarkStart w:id="22" w:name="_conclusion"/>
       <w:r>
         <w:t xml:space="preserve">CONCLUSION</w:t>
       </w:r>
+      <w:bookmarkEnd w:id="22"/>
     </w:p>
     <w:p>
       <w:pPr>
@@ -3076,15 +3051,15 @@
         <w:t xml:space="preserve">This Court should vacate the district court’s preliminary injunction and remand.</w:t>
       </w:r>
     </w:p>
-    <w:bookmarkEnd w:id="33"/>
-    <w:bookmarkStart w:id="34" w:name="request-for-oral-argument"/>
     <w:p>
       <w:pPr>
         <w:pStyle w:val="Heading1"/>
       </w:pPr>
+      <w:bookmarkStart w:id="23" w:name="_c6f4e1053b6c2bb08625ae024f2f9e6b1b34019"/>
       <w:r>
         <w:t xml:space="preserve">REQUEST FOR ORAL ARGUMENT</w:t>
       </w:r>
+      <w:bookmarkEnd w:id="23"/>
     </w:p>
     <w:p>
       <w:pPr>
@@ -3346,7 +3321,6 @@
         <w:br/>
       </w:r>
     </w:p>
-    <w:bookmarkEnd w:id="34"/>
     <w:p>
       <w:pPr>
         <w:pStyle w:val="Heading1"/>
@@ -3435,9 +3409,9 @@
       </w:r>
     </w:p>
     <w:sectPr>
-      <w:footerReference r:id="rId9" w:type="default"/>
-      <w:pgSz w:h="15840" w:w="12240"/>
-      <w:pgMar w:bottom="1440" w:footer="720" w:gutter="0" w:header="720" w:left="1440" w:right="1440" w:top="1440"/>
+      <w:footerReference w:type="default" r:id="rIdFtrPage"/>
+      <w:pgSz w:w="12240" w:h="15840"/>
+      <w:pgMar w:top="1440" w:right="1440" w:bottom="1440" w:left="1440" w:header="720" w:footer="720" w:gutter="0"/>
       <w:pgNumType w:fmt="decimal" w:start="1"/>
     </w:sectPr>
   </w:body>
@@ -3491,6 +3465,72 @@
     </w:p>
   </w:footnote>
 </w:footnotes>
+</file>
+
+<file path=word/ftr-add.xml><?xml version="1.0" encoding="utf-8"?>
+<w:ftr xmlns:w="http://schemas.openxmlformats.org/wordprocessingml/2006/main" xmlns:r="http://schemas.openxmlformats.org/officeDocument/2006/relationships">
+  <w:p>
+    <w:pPr>
+      <w:spacing w:before="0" w:after="0"/>
+      <w:jc w:val="center"/>
+    </w:pPr>
+    <w:r>
+      <w:t>Add-</w:t>
+    </w:r>
+    <w:r>
+      <w:fldChar w:fldCharType="begin"/>
+    </w:r>
+    <w:r>
+      <w:instrText xml:space="preserve"> PAGE </w:instrText>
+    </w:r>
+    <w:r>
+      <w:fldChar w:fldCharType="separate"/>
+    </w:r>
+    <w:r>
+      <w:t>1</w:t>
+    </w:r>
+    <w:r>
+      <w:fldChar w:fldCharType="end"/>
+    </w:r>
+  </w:p>
+</w:ftr>
+</file>
+
+<file path=word/ftr-none.xml><?xml version="1.0" encoding="utf-8"?>
+<w:ftr xmlns:w="http://schemas.openxmlformats.org/wordprocessingml/2006/main" xmlns:r="http://schemas.openxmlformats.org/officeDocument/2006/relationships">
+  <w:p>
+    <w:pPr>
+      <w:spacing w:before="0" w:after="0"/>
+      <w:jc w:val="center"/>
+    </w:pPr>
+  </w:p>
+</w:ftr>
+</file>
+
+<file path=word/ftr-page.xml><?xml version="1.0" encoding="utf-8"?>
+<w:ftr xmlns:w="http://schemas.openxmlformats.org/wordprocessingml/2006/main" xmlns:r="http://schemas.openxmlformats.org/officeDocument/2006/relationships">
+  <w:p>
+    <w:pPr>
+      <w:spacing w:before="0" w:after="0"/>
+      <w:jc w:val="center"/>
+    </w:pPr>
+    <w:r>
+      <w:fldChar w:fldCharType="begin"/>
+    </w:r>
+    <w:r>
+      <w:instrText xml:space="preserve"> PAGE </w:instrText>
+    </w:r>
+    <w:r>
+      <w:fldChar w:fldCharType="separate"/>
+    </w:r>
+    <w:r>
+      <w:t>1</w:t>
+    </w:r>
+    <w:r>
+      <w:fldChar w:fldCharType="end"/>
+    </w:r>
+  </w:p>
+</w:ftr>
 </file>
 
 <file path=word/numbering.xml><?xml version="1.0" encoding="utf-8"?>
@@ -3697,7 +3737,7 @@
   <w:docDefaults>
     <w:rPrDefault>
       <w:rPr>
-        <w:rFonts w:ascii="TeX Gyre Schola" w:cs="TeX Gyre Schola" w:eastAsia="TeX Gyre Schola" w:hAnsi="TeX Gyre Schola"/>
+        <w:rFonts w:ascii="TeX Gyre Schola" w:hAnsi="TeX Gyre Schola" w:eastAsia="TeX Gyre Schola" w:cs="TeX Gyre Schola"/>
         <w:sz w:val="28"/>
         <w:szCs w:val="28"/>
         <w:lang w:val="en-US"/>
@@ -3709,65 +3749,65 @@
       </w:pPr>
     </w:pPrDefault>
   </w:docDefaults>
-  <w:style w:default="1" w:styleId="Normal" w:type="paragraph">
+  <w:style w:type="paragraph" w:default="1" w:styleId="Normal">
     <w:name w:val="Normal"/>
     <w:qFormat/>
   </w:style>
-  <w:style w:default="1" w:styleId="DefaultParagraphFont" w:type="character">
+  <w:style w:type="character" w:default="1" w:styleId="DefaultParagraphFont">
     <w:name w:val="Default Paragraph Font"/>
     <w:uiPriority w:val="1"/>
     <w:semiHidden/>
   </w:style>
-  <w:style w:default="1" w:styleId="TableNormal" w:type="table">
+  <w:style w:type="table" w:default="1" w:styleId="TableNormal">
     <w:name w:val="Normal Table"/>
     <w:semiHidden/>
     <w:tblPr>
-      <w:tblInd w:type="dxa" w:w="0"/>
+      <w:tblInd w:w="0" w:type="dxa"/>
       <w:tblCellMar>
-        <w:top w:type="dxa" w:w="0"/>
-        <w:left w:type="dxa" w:w="108"/>
-        <w:bottom w:type="dxa" w:w="0"/>
-        <w:right w:type="dxa" w:w="108"/>
+        <w:top w:w="0" w:type="dxa"/>
+        <w:left w:w="108" w:type="dxa"/>
+        <w:bottom w:w="0" w:type="dxa"/>
+        <w:right w:w="108" w:type="dxa"/>
       </w:tblCellMar>
     </w:tblPr>
   </w:style>
-  <w:style w:default="1" w:styleId="NoList" w:type="numbering">
+  <w:style w:type="numbering" w:default="1" w:styleId="NoList">
     <w:name w:val="No List"/>
     <w:semiHidden/>
   </w:style>
-  <w:style w:styleId="BodyText" w:type="paragraph">
+  <w:style w:type="paragraph" w:styleId="BodyText">
     <w:name w:val="Body Text"/>
     <w:basedOn w:val="Normal"/>
     <w:qFormat/>
     <w:pPr>
-      <w:spacing w:after="0" w:before="0" w:line="629" w:lineRule="exact"/>
+      <w:spacing w:before="0" w:after="0" w:line="629" w:lineRule="exact"/>
       <w:ind w:firstLine="720"/>
     </w:pPr>
   </w:style>
-  <w:style w:styleId="FirstParagraph" w:type="paragraph">
+  <w:style w:type="paragraph" w:styleId="FirstParagraph">
     <w:name w:val="First Paragraph"/>
     <w:basedOn w:val="BodyText"/>
     <w:next w:val="BodyText"/>
     <w:qFormat/>
   </w:style>
-  <w:style w:styleId="Compact" w:type="paragraph">
+  <w:style w:type="paragraph" w:styleId="Compact">
     <w:name w:val="Compact"/>
     <w:basedOn w:val="BodyText"/>
     <w:qFormat/>
     <w:pPr>
-      <w:spacing w:after="0" w:before="0" w:line="629" w:lineRule="exact"/>
+      <w:spacing w:before="0" w:after="0" w:line="629" w:lineRule="exact"/>
     </w:pPr>
   </w:style>
-  <w:style w:styleId="BlockText" w:type="paragraph">
+  <w:style w:type="paragraph" w:styleId="BlockText">
     <w:name w:val="Block Text"/>
     <w:basedOn w:val="Normal"/>
     <w:qFormat/>
     <w:pPr>
-      <w:spacing w:after="180" w:before="0" w:line="400" w:lineRule="exact"/>
-      <w:ind w:firstLine="0" w:left="720" w:right="720"/>
+      <w:spacing w:before="0" w:after="180" w:line="400" w:lineRule="exact"/>
+      <w:ind w:left="720" w:right="720" w:firstLine="0"/>
     </w:pPr>
   </w:style>
-  <w:style w:styleId="Heading1" w:type="paragraph">
+  <w:style w:type="paragraph" w:styleId="Heading1">
     <w:name w:val="heading 1"/>
     <w:basedOn w:val="Normal"/>
     <w:next w:val="BodyText"/>
@@ -3775,7 +3815,7 @@
     <w:pPr>
       <w:keepNext/>
       <w:keepLines/>
-      <w:spacing w:after="220" w:before="300" w:line="400" w:lineRule="exact"/>
+      <w:spacing w:before="300" w:after="220" w:line="400" w:lineRule="exact"/>
       <w:ind w:firstLine="0"/>
       <w:jc w:val="center"/>
       <w:outlineLvl w:val="0"/>
@@ -3785,7 +3825,7 @@
       <w:caps/>
     </w:rPr>
   </w:style>
-  <w:style w:styleId="Heading2" w:type="paragraph">
+  <w:style w:type="paragraph" w:styleId="Heading2">
     <w:name w:val="heading 2"/>
     <w:basedOn w:val="Normal"/>
     <w:next w:val="BodyText"/>
@@ -3794,17 +3834,17 @@
       <w:keepNext/>
       <w:keepLines/>
       <w:tabs>
-        <w:tab w:pos="1440" w:val="left"/>
+        <w:tab w:val="left" w:pos="1440"/>
       </w:tabs>
-      <w:spacing w:after="180" w:before="220" w:line="400" w:lineRule="exact"/>
-      <w:ind w:firstLine="0" w:hanging="720" w:left="1440"/>
+      <w:spacing w:before="220" w:after="180" w:line="400" w:lineRule="exact"/>
+      <w:ind w:left="1440" w:hanging="720" w:firstLine="0"/>
       <w:outlineLvl w:val="1"/>
     </w:pPr>
     <w:rPr>
       <w:b/>
     </w:rPr>
   </w:style>
-  <w:style w:styleId="Heading3" w:type="paragraph">
+  <w:style w:type="paragraph" w:styleId="Heading3">
     <w:name w:val="heading 3"/>
     <w:basedOn w:val="Normal"/>
     <w:next w:val="BodyText"/>
@@ -3813,17 +3853,17 @@
       <w:keepNext/>
       <w:keepLines/>
       <w:tabs>
-        <w:tab w:pos="2160" w:val="left"/>
+        <w:tab w:val="left" w:pos="2160"/>
       </w:tabs>
-      <w:spacing w:after="180" w:before="220" w:line="400" w:lineRule="exact"/>
-      <w:ind w:firstLine="0" w:hanging="720" w:left="2160"/>
+      <w:spacing w:before="220" w:after="180" w:line="400" w:lineRule="exact"/>
+      <w:ind w:left="2160" w:hanging="720" w:firstLine="0"/>
       <w:outlineLvl w:val="2"/>
     </w:pPr>
     <w:rPr>
       <w:b/>
     </w:rPr>
   </w:style>
-  <w:style w:styleId="Heading4" w:type="paragraph">
+  <w:style w:type="paragraph" w:styleId="Heading4">
     <w:name w:val="heading 4"/>
     <w:basedOn w:val="Normal"/>
     <w:next w:val="BodyText"/>
@@ -3832,10 +3872,10 @@
       <w:keepNext/>
       <w:keepLines/>
       <w:tabs>
-        <w:tab w:pos="2880" w:val="left"/>
+        <w:tab w:val="left" w:pos="2880"/>
       </w:tabs>
-      <w:spacing w:after="180" w:before="220" w:line="400" w:lineRule="exact"/>
-      <w:ind w:firstLine="0" w:hanging="720" w:left="2880"/>
+      <w:spacing w:before="220" w:after="180" w:line="400" w:lineRule="exact"/>
+      <w:ind w:left="2880" w:hanging="720" w:firstLine="0"/>
       <w:outlineLvl w:val="3"/>
     </w:pPr>
     <w:rPr>
@@ -3843,7 +3883,7 @@
       <w:i/>
     </w:rPr>
   </w:style>
-  <w:style w:styleId="Heading5" w:type="paragraph">
+  <w:style w:type="paragraph" w:styleId="Heading5">
     <w:name w:val="heading 5"/>
     <w:basedOn w:val="Normal"/>
     <w:next w:val="BodyText"/>
@@ -3852,10 +3892,10 @@
       <w:keepNext/>
       <w:keepLines/>
       <w:tabs>
-        <w:tab w:pos="3600" w:val="left"/>
+        <w:tab w:val="left" w:pos="3600"/>
       </w:tabs>
-      <w:spacing w:after="180" w:before="220" w:line="400" w:lineRule="exact"/>
-      <w:ind w:firstLine="0" w:hanging="720" w:left="3600"/>
+      <w:spacing w:before="220" w:after="180" w:line="400" w:lineRule="exact"/>
+      <w:ind w:left="3600" w:hanging="720" w:firstLine="0"/>
       <w:outlineLvl w:val="4"/>
     </w:pPr>
     <w:rPr>
@@ -3863,7 +3903,7 @@
       <w:i/>
     </w:rPr>
   </w:style>
-  <w:style w:styleId="FootnoteText" w:type="paragraph">
+  <w:style w:type="paragraph" w:styleId="FootnoteText">
     <w:name w:val="footnote text"/>
     <w:basedOn w:val="Normal"/>
     <w:qFormat/>
@@ -3871,76 +3911,76 @@
       <w:spacing w:after="100" w:line="400" w:lineRule="exact"/>
     </w:pPr>
   </w:style>
-  <w:style w:styleId="FootnoteReference" w:type="character">
+  <w:style w:type="character" w:styleId="FootnoteReference">
     <w:name w:val="footnote reference"/>
     <w:vertAlign w:val="superscript"/>
   </w:style>
-  <w:style w:styleId="Hyperlink" w:type="character">
+  <w:style w:type="character" w:styleId="Hyperlink">
     <w:name w:val="Hyperlink"/>
     <w:rPr>
       <w:color w:val="000000"/>
     </w:rPr>
   </w:style>
-  <w:style w:styleId="TOC1" w:type="paragraph">
+  <w:style w:type="paragraph" w:styleId="TOC1">
     <w:name w:val="toc 1"/>
     <w:basedOn w:val="Normal"/>
     <w:next w:val="Normal"/>
     <w:pPr>
       <w:tabs>
-        <w:tab w:leader="dot" w:pos="9360" w:val="right"/>
+        <w:tab w:val="right" w:leader="dot" w:pos="9360"/>
       </w:tabs>
-      <w:spacing w:after="0" w:before="120" w:line="400" w:lineRule="exact"/>
+      <w:spacing w:before="120" w:after="0" w:line="400" w:lineRule="exact"/>
       <w:ind w:right="720"/>
     </w:pPr>
   </w:style>
-  <w:style w:styleId="TOC2" w:type="paragraph">
+  <w:style w:type="paragraph" w:styleId="TOC2">
     <w:name w:val="toc 2"/>
     <w:basedOn w:val="Normal"/>
     <w:next w:val="Normal"/>
     <w:pPr>
       <w:tabs>
-        <w:tab w:leader="dot" w:pos="9360" w:val="right"/>
+        <w:tab w:val="right" w:leader="dot" w:pos="9360"/>
       </w:tabs>
-      <w:spacing w:after="0" w:before="60" w:line="400" w:lineRule="exact"/>
+      <w:spacing w:before="60" w:after="0" w:line="400" w:lineRule="exact"/>
       <w:ind w:left="720" w:right="720"/>
     </w:pPr>
   </w:style>
-  <w:style w:styleId="TOC3" w:type="paragraph">
+  <w:style w:type="paragraph" w:styleId="TOC3">
     <w:name w:val="toc 3"/>
     <w:basedOn w:val="Normal"/>
     <w:next w:val="Normal"/>
     <w:pPr>
       <w:tabs>
-        <w:tab w:leader="dot" w:pos="9360" w:val="right"/>
+        <w:tab w:val="right" w:leader="dot" w:pos="9360"/>
       </w:tabs>
-      <w:spacing w:after="0" w:before="60" w:line="400" w:lineRule="exact"/>
+      <w:spacing w:before="60" w:after="0" w:line="400" w:lineRule="exact"/>
       <w:ind w:left="1440" w:right="720"/>
     </w:pPr>
   </w:style>
-  <w:style w:styleId="TOC4" w:type="paragraph">
+  <w:style w:type="paragraph" w:styleId="TOC4">
     <w:name w:val="toc 4"/>
     <w:basedOn w:val="Normal"/>
     <w:next w:val="Normal"/>
     <w:pPr>
       <w:tabs>
-        <w:tab w:leader="dot" w:pos="9360" w:val="right"/>
+        <w:tab w:val="right" w:leader="dot" w:pos="9360"/>
       </w:tabs>
-      <w:spacing w:after="0" w:before="60" w:line="400" w:lineRule="exact"/>
+      <w:spacing w:before="60" w:after="0" w:line="400" w:lineRule="exact"/>
       <w:ind w:left="2160" w:right="720"/>
     </w:pPr>
   </w:style>
-  <w:style w:styleId="TableofAuthorities" w:type="paragraph">
+  <w:style w:type="paragraph" w:styleId="TableofAuthorities">
     <w:name w:val="table of authorities"/>
     <w:basedOn w:val="Normal"/>
     <w:pPr>
       <w:tabs>
-        <w:tab w:leader="dot" w:pos="9360" w:val="right"/>
+        <w:tab w:val="right" w:leader="dot" w:pos="9360"/>
       </w:tabs>
-      <w:spacing w:after="0" w:before="100" w:line="400" w:lineRule="exact"/>
-      <w:ind w:hanging="500" w:left="500" w:right="720"/>
+      <w:spacing w:before="100" w:after="0" w:line="400" w:lineRule="exact"/>
+      <w:ind w:left="500" w:hanging="500" w:right="720"/>
     </w:pPr>
   </w:style>
-  <w:style w:styleId="Footer" w:type="paragraph">
+  <w:style w:type="paragraph" w:styleId="Footer">
     <w:name w:val="footer"/>
     <w:basedOn w:val="Normal"/>
     <w:pPr>

--- a/courts/fourth-circuit/court-of-appeals/opening-brief/usage/OUTPUT-opening-brief.docx
+++ b/courts/fourth-circuit/court-of-appeals/opening-brief/usage/OUTPUT-opening-brief.docx
@@ -865,6 +865,10 @@
         <w:t xml:space="preserve">TABLE OF AUTHORITIES</w:t>
       </w:r>
       <w:r>
+        <w:rPr>
+          <w:sz w:val="16"/>
+          <w:szCs w:val="16"/>
+        </w:rPr>
         <w:t xml:space="preserve">   </w:t>
       </w:r>
       <w:r>
@@ -882,6 +886,10 @@
         <w:t xml:space="preserve">INTRODUCTION</w:t>
       </w:r>
       <w:r>
+        <w:rPr>
+          <w:sz w:val="16"/>
+          <w:szCs w:val="16"/>
+        </w:rPr>
         <w:t xml:space="preserve">   </w:t>
       </w:r>
       <w:r>
@@ -905,6 +913,10 @@
         <w:t xml:space="preserve">PRESENTED</w:t>
       </w:r>
       <w:r>
+        <w:rPr>
+          <w:sz w:val="16"/>
+          <w:szCs w:val="16"/>
+        </w:rPr>
         <w:t xml:space="preserve">   </w:t>
       </w:r>
       <w:r>
@@ -928,6 +940,10 @@
         <w:t xml:space="preserve">STATEMENT</w:t>
       </w:r>
       <w:r>
+        <w:rPr>
+          <w:sz w:val="16"/>
+          <w:szCs w:val="16"/>
+        </w:rPr>
         <w:t xml:space="preserve">   </w:t>
       </w:r>
       <w:r>
@@ -945,6 +961,10 @@
         <w:t xml:space="preserve">STATEMENT</w:t>
       </w:r>
       <w:r>
+        <w:rPr>
+          <w:sz w:val="16"/>
+          <w:szCs w:val="16"/>
+        </w:rPr>
         <w:t xml:space="preserve">   </w:t>
       </w:r>
       <w:r>
@@ -1028,6 +1048,10 @@
         <w:t xml:space="preserve">crisis</w:t>
       </w:r>
       <w:r>
+        <w:rPr>
+          <w:sz w:val="16"/>
+          <w:szCs w:val="16"/>
+        </w:rPr>
         <w:t xml:space="preserve">   </w:t>
       </w:r>
       <w:r>
@@ -1057,6 +1081,10 @@
         <w:t xml:space="preserve">REVIEW</w:t>
       </w:r>
       <w:r>
+        <w:rPr>
+          <w:sz w:val="16"/>
+          <w:szCs w:val="16"/>
+        </w:rPr>
         <w:t xml:space="preserve">   </w:t>
       </w:r>
       <w:r>
@@ -1086,6 +1114,10 @@
         <w:t xml:space="preserve">ARGUMENT</w:t>
       </w:r>
       <w:r>
+        <w:rPr>
+          <w:sz w:val="16"/>
+          <w:szCs w:val="16"/>
+        </w:rPr>
         <w:t xml:space="preserve">   </w:t>
       </w:r>
       <w:r>
@@ -1103,6 +1135,10 @@
         <w:t xml:space="preserve">ARGUMENT</w:t>
       </w:r>
       <w:r>
+        <w:rPr>
+          <w:sz w:val="16"/>
+          <w:szCs w:val="16"/>
+        </w:rPr>
         <w:t xml:space="preserve">   </w:t>
       </w:r>
       <w:r>
@@ -1240,6 +1276,10 @@
         <w:t xml:space="preserve">injunction</w:t>
       </w:r>
       <w:r>
+        <w:rPr>
+          <w:sz w:val="16"/>
+          <w:szCs w:val="16"/>
+        </w:rPr>
         <w:t xml:space="preserve">   </w:t>
       </w:r>
       <w:r>
@@ -1341,6 +1381,10 @@
         <w:t xml:space="preserve">merits</w:t>
       </w:r>
       <w:r>
+        <w:rPr>
+          <w:sz w:val="16"/>
+          <w:szCs w:val="16"/>
+        </w:rPr>
         <w:t xml:space="preserve">   </w:t>
       </w:r>
       <w:r>
@@ -1436,6 +1480,10 @@
         <w:t xml:space="preserve">challenge</w:t>
       </w:r>
       <w:r>
+        <w:rPr>
+          <w:sz w:val="16"/>
+          <w:szCs w:val="16"/>
+        </w:rPr>
         <w:t xml:space="preserve">   </w:t>
       </w:r>
       <w:r>
@@ -1495,6 +1543,10 @@
         <w:t xml:space="preserve">standard</w:t>
       </w:r>
       <w:r>
+        <w:rPr>
+          <w:sz w:val="16"/>
+          <w:szCs w:val="16"/>
+        </w:rPr>
         <w:t xml:space="preserve">   </w:t>
       </w:r>
       <w:r>
@@ -1596,6 +1648,10 @@
         <w:t xml:space="preserve">NetChoice</w:t>
       </w:r>
       <w:r>
+        <w:rPr>
+          <w:sz w:val="16"/>
+          <w:szCs w:val="16"/>
+        </w:rPr>
         <w:t xml:space="preserve">   </w:t>
       </w:r>
       <w:r>
@@ -1613,6 +1669,10 @@
         <w:t xml:space="preserve">CONCLUSION</w:t>
       </w:r>
       <w:r>
+        <w:rPr>
+          <w:sz w:val="16"/>
+          <w:szCs w:val="16"/>
+        </w:rPr>
         <w:t xml:space="preserve">   </w:t>
       </w:r>
       <w:r>
@@ -1648,6 +1708,10 @@
         <w:t xml:space="preserve">ARGUMENT</w:t>
       </w:r>
       <w:r>
+        <w:rPr>
+          <w:sz w:val="16"/>
+          <w:szCs w:val="16"/>
+        </w:rPr>
         <w:t xml:space="preserve">   </w:t>
       </w:r>
       <w:r>
@@ -1665,6 +1729,10 @@
         <w:t xml:space="preserve">CERTIFICATE OF COMPLIANCE</w:t>
       </w:r>
       <w:r>
+        <w:rPr>
+          <w:sz w:val="16"/>
+          <w:szCs w:val="16"/>
+        </w:rPr>
         <w:t xml:space="preserve">   </w:t>
       </w:r>
       <w:r>
@@ -1682,6 +1750,10 @@
         <w:t xml:space="preserve">CERTIFICATE OF SERVICE</w:t>
       </w:r>
       <w:r>
+        <w:rPr>
+          <w:sz w:val="16"/>
+          <w:szCs w:val="16"/>
+        </w:rPr>
         <w:t xml:space="preserve">   </w:t>
       </w:r>
       <w:r>
@@ -1783,6 +1855,10 @@
         <w:t xml:space="preserve">(2018)</w:t>
       </w:r>
       <w:r>
+        <w:rPr>
+          <w:sz w:val="16"/>
+          <w:szCs w:val="16"/>
+        </w:rPr>
         <w:t xml:space="preserve">   </w:t>
       </w:r>
       <w:r>
@@ -1975,6 +2051,10 @@
         <w:t xml:space="preserve">2025)</w:t>
       </w:r>
       <w:r>
+        <w:rPr>
+          <w:sz w:val="16"/>
+          <w:szCs w:val="16"/>
+        </w:rPr>
         <w:t xml:space="preserve">   </w:t>
       </w:r>
       <w:r>
@@ -2071,6 +2151,10 @@
         <w:t xml:space="preserve">(2025)</w:t>
       </w:r>
       <w:r>
+        <w:rPr>
+          <w:sz w:val="16"/>
+          <w:szCs w:val="16"/>
+        </w:rPr>
         <w:t xml:space="preserve">   </w:t>
       </w:r>
       <w:r>
@@ -2155,6 +2239,10 @@
         <w:t xml:space="preserve">(1968)</w:t>
       </w:r>
       <w:r>
+        <w:rPr>
+          <w:sz w:val="16"/>
+          <w:szCs w:val="16"/>
+        </w:rPr>
         <w:t xml:space="preserve">   </w:t>
       </w:r>
       <w:r>
@@ -2227,6 +2315,10 @@
         <w:t xml:space="preserve">(2012)</w:t>
       </w:r>
       <w:r>
+        <w:rPr>
+          <w:sz w:val="16"/>
+          <w:szCs w:val="16"/>
+        </w:rPr>
         <w:t xml:space="preserve">   </w:t>
       </w:r>
       <w:r>
@@ -2311,6 +2403,10 @@
         <w:t xml:space="preserve">2022)</w:t>
       </w:r>
       <w:r>
+        <w:rPr>
+          <w:sz w:val="16"/>
+          <w:szCs w:val="16"/>
+        </w:rPr>
         <w:t xml:space="preserve">   </w:t>
       </w:r>
       <w:r>
@@ -2395,6 +2491,10 @@
         <w:t xml:space="preserve">(2024)</w:t>
       </w:r>
       <w:r>
+        <w:rPr>
+          <w:sz w:val="16"/>
+          <w:szCs w:val="16"/>
+        </w:rPr>
         <w:t xml:space="preserve">   </w:t>
       </w:r>
       <w:r>
@@ -2467,6 +2567,10 @@
         <w:t xml:space="preserve">(2008)</w:t>
       </w:r>
       <w:r>
+        <w:rPr>
+          <w:sz w:val="16"/>
+          <w:szCs w:val="16"/>
+        </w:rPr>
         <w:t xml:space="preserve">   </w:t>
       </w:r>
       <w:r>
@@ -2611,6 +2715,10 @@
         <w:t xml:space="preserve">2024)</w:t>
       </w:r>
       <w:r>
+        <w:rPr>
+          <w:sz w:val="16"/>
+          <w:szCs w:val="16"/>
+        </w:rPr>
         <w:t xml:space="preserve">   </w:t>
       </w:r>
       <w:r>
@@ -2695,6 +2803,10 @@
         <w:t xml:space="preserve">(2025)</w:t>
       </w:r>
       <w:r>
+        <w:rPr>
+          <w:sz w:val="16"/>
+          <w:szCs w:val="16"/>
+        </w:rPr>
         <w:t xml:space="preserve">   </w:t>
       </w:r>
       <w:r>
@@ -2827,6 +2939,10 @@
         <w:t xml:space="preserve">(2008)</w:t>
       </w:r>
       <w:r>
+        <w:rPr>
+          <w:sz w:val="16"/>
+          <w:szCs w:val="16"/>
+        </w:rPr>
         <w:t xml:space="preserve">   </w:t>
       </w:r>
       <w:r>
@@ -2871,6 +2987,10 @@
         <w:t xml:space="preserve">1292(a)(1)</w:t>
       </w:r>
       <w:r>
+        <w:rPr>
+          <w:sz w:val="16"/>
+          <w:szCs w:val="16"/>
+        </w:rPr>
         <w:t xml:space="preserve">   </w:t>
       </w:r>
       <w:r>
@@ -2913,6 +3033,10 @@
         <w:t xml:space="preserve">584</w:t>
       </w:r>
       <w:r>
+        <w:rPr>
+          <w:sz w:val="16"/>
+          <w:szCs w:val="16"/>
+        </w:rPr>
         <w:t xml:space="preserve">   </w:t>
       </w:r>
       <w:r>
@@ -2936,7 +3060,6 @@
     <w:p>
       <w:pPr>
         <w:pStyle w:val="CASection"/>
-        <w:keepNext/>
         <w:spacing w:before="0" w:after="308" w:line="320" w:lineRule="exact"/>
       </w:pPr>
       <w:r>
@@ -2994,7 +3117,6 @@
     <w:p>
       <w:pPr>
         <w:pStyle w:val="CASection"/>
-        <w:keepNext/>
       </w:pPr>
       <w:r>
         <w:t xml:space="preserve">Issues</w:t>
@@ -3037,7 +3159,6 @@
     <w:p>
       <w:pPr>
         <w:pStyle w:val="CASection"/>
-        <w:keepNext/>
       </w:pPr>
       <w:r>
         <w:t xml:space="preserve">Jurisdictional</w:t>
@@ -3060,7 +3181,6 @@
     <w:p>
       <w:pPr>
         <w:pStyle w:val="CASection"/>
-        <w:keepNext/>
       </w:pPr>
       <w:r>
         <w:t xml:space="preserve">Statement</w:t>
@@ -3069,7 +3189,6 @@
     <w:p>
       <w:pPr>
         <w:pStyle w:val="CAHeadL2S1"/>
-        <w:keepNext/>
       </w:pPr>
       <w:r>
         <w:t xml:space="preserve">A.</w:t>
@@ -3200,7 +3319,6 @@
     <w:p>
       <w:pPr>
         <w:pStyle w:val="CASection"/>
-        <w:keepNext/>
       </w:pPr>
       <w:r>
         <w:t xml:space="preserve">Standard</w:t>
@@ -3242,7 +3360,6 @@
     <w:p>
       <w:pPr>
         <w:pStyle w:val="CASection"/>
-        <w:keepNext/>
       </w:pPr>
       <w:r>
         <w:t xml:space="preserve">Summary</w:t>
@@ -3333,7 +3450,6 @@
     <w:p>
       <w:pPr>
         <w:pStyle w:val="CASection"/>
-        <w:keepNext/>
       </w:pPr>
       <w:r>
         <w:t xml:space="preserve">Argument</w:t>
@@ -3342,7 +3458,6 @@
     <w:p>
       <w:pPr>
         <w:pStyle w:val="CAHeadL2S1"/>
-        <w:keepNext/>
       </w:pPr>
       <w:r>
         <w:t xml:space="preserve">I.</w:t>
@@ -3526,7 +3641,8 @@
     <w:p>
       <w:pPr>
         <w:pStyle w:val="CAHeadL2S1"/>
-        <w:keepNext/>
+        <w:pageBreakBefore/>
+        <w:spacing w:before="0" w:after="252" w:line="320" w:lineRule="exact"/>
       </w:pPr>
       <w:r>
         <w:t xml:space="preserve">II.</w:t>
@@ -3619,7 +3735,6 @@
     <w:p>
       <w:pPr>
         <w:pStyle w:val="CAHeadL3S2"/>
-        <w:keepNext/>
       </w:pPr>
       <w:r>
         <w:t xml:space="preserve">A.</w:t>
@@ -3706,7 +3821,6 @@
     <w:p>
       <w:pPr>
         <w:pStyle w:val="CAHeadL4S3"/>
-        <w:keepNext/>
       </w:pPr>
       <w:r>
         <w:t xml:space="preserve">1.</w:t>
@@ -3803,7 +3917,6 @@
     <w:p>
       <w:pPr>
         <w:pStyle w:val="CAHeadL2S1"/>
-        <w:keepNext/>
       </w:pPr>
       <w:r>
         <w:t xml:space="preserve">III.</w:t>
@@ -3996,7 +4109,6 @@
     <w:p>
       <w:pPr>
         <w:pStyle w:val="CASection"/>
-        <w:keepNext/>
       </w:pPr>
       <w:r>
         <w:t xml:space="preserve">Conclusion</w:t>
@@ -4013,7 +4125,8 @@
     <w:p>
       <w:pPr>
         <w:pStyle w:val="CASection"/>
-        <w:keepNext/>
+        <w:pageBreakBefore/>
+        <w:spacing w:before="0" w:after="308" w:line="320" w:lineRule="exact"/>
       </w:pPr>
       <w:r>
         <w:t xml:space="preserve">Request</w:t>
@@ -5430,7 +5543,6 @@
     <w:basedOn w:val="Normal"/>
     <w:qFormat/>
     <w:pPr>
-      <w:keepNext/>
       <w:keepLines/>
       <w:spacing w:before="420" w:after="308" w:line="320" w:lineRule="exact"/>
       <w:ind w:firstLine="0"/>
@@ -5457,7 +5569,6 @@
     <w:basedOn w:val="Normal"/>
     <w:qFormat/>
     <w:pPr>
-      <w:keepNext/>
       <w:keepLines/>
       <w:spacing w:before="336" w:after="252" w:line="320" w:lineRule="exact"/>
       <w:ind w:firstLine="0"/>
@@ -5473,7 +5584,6 @@
     <w:basedOn w:val="Normal"/>
     <w:qFormat/>
     <w:pPr>
-      <w:keepNext/>
       <w:keepLines/>
       <w:spacing w:before="336" w:after="280" w:line="320" w:lineRule="exact"/>
       <w:ind w:firstLine="0"/>
@@ -5489,7 +5599,6 @@
     <w:basedOn w:val="Normal"/>
     <w:qFormat/>
     <w:pPr>
-      <w:keepNext/>
       <w:keepLines/>
       <w:tabs>
         <w:tab w:val="left" w:pos="720"/>
@@ -5508,7 +5617,6 @@
     <w:basedOn w:val="Normal"/>
     <w:qFormat/>
     <w:pPr>
-      <w:keepNext/>
       <w:keepLines/>
       <w:tabs>
         <w:tab w:val="left" w:pos="1440"/>
@@ -5527,7 +5635,6 @@
     <w:basedOn w:val="Normal"/>
     <w:qFormat/>
     <w:pPr>
-      <w:keepNext/>
       <w:keepLines/>
       <w:tabs>
         <w:tab w:val="left" w:pos="2160"/>
@@ -5546,7 +5653,6 @@
     <w:basedOn w:val="Normal"/>
     <w:qFormat/>
     <w:pPr>
-      <w:keepNext/>
       <w:keepLines/>
       <w:tabs>
         <w:tab w:val="left" w:pos="2880"/>
@@ -5565,7 +5671,6 @@
     <w:basedOn w:val="Normal"/>
     <w:qFormat/>
     <w:pPr>
-      <w:keepNext/>
       <w:keepLines/>
       <w:tabs>
         <w:tab w:val="left" w:pos="3600"/>
@@ -5584,7 +5689,6 @@
     <w:basedOn w:val="Normal"/>
     <w:qFormat/>
     <w:pPr>
-      <w:keepNext/>
       <w:keepLines/>
       <w:tabs>
         <w:tab w:val="left" w:pos="720"/>
@@ -5603,7 +5707,6 @@
     <w:basedOn w:val="Normal"/>
     <w:qFormat/>
     <w:pPr>
-      <w:keepNext/>
       <w:keepLines/>
       <w:tabs>
         <w:tab w:val="left" w:pos="1440"/>
@@ -5622,7 +5725,6 @@
     <w:basedOn w:val="Normal"/>
     <w:qFormat/>
     <w:pPr>
-      <w:keepNext/>
       <w:keepLines/>
       <w:tabs>
         <w:tab w:val="left" w:pos="2160"/>
@@ -5641,7 +5743,6 @@
     <w:basedOn w:val="Normal"/>
     <w:qFormat/>
     <w:pPr>
-      <w:keepNext/>
       <w:keepLines/>
       <w:tabs>
         <w:tab w:val="left" w:pos="2880"/>
@@ -5660,7 +5761,6 @@
     <w:basedOn w:val="Normal"/>
     <w:qFormat/>
     <w:pPr>
-      <w:keepNext/>
       <w:keepLines/>
       <w:tabs>
         <w:tab w:val="left" w:pos="3600"/>
@@ -5679,7 +5779,6 @@
     <w:basedOn w:val="Normal"/>
     <w:qFormat/>
     <w:pPr>
-      <w:keepNext/>
       <w:keepLines/>
       <w:tabs>
         <w:tab w:val="left" w:pos="720"/>
@@ -5699,7 +5798,6 @@
     <w:basedOn w:val="Normal"/>
     <w:qFormat/>
     <w:pPr>
-      <w:keepNext/>
       <w:keepLines/>
       <w:tabs>
         <w:tab w:val="left" w:pos="1440"/>
@@ -5719,7 +5817,6 @@
     <w:basedOn w:val="Normal"/>
     <w:qFormat/>
     <w:pPr>
-      <w:keepNext/>
       <w:keepLines/>
       <w:tabs>
         <w:tab w:val="left" w:pos="2160"/>
@@ -5739,7 +5836,6 @@
     <w:basedOn w:val="Normal"/>
     <w:qFormat/>
     <w:pPr>
-      <w:keepNext/>
       <w:keepLines/>
       <w:tabs>
         <w:tab w:val="left" w:pos="2880"/>
@@ -5759,7 +5855,6 @@
     <w:basedOn w:val="Normal"/>
     <w:qFormat/>
     <w:pPr>
-      <w:keepNext/>
       <w:keepLines/>
       <w:tabs>
         <w:tab w:val="left" w:pos="3600"/>
@@ -5779,7 +5874,6 @@
     <w:basedOn w:val="Normal"/>
     <w:qFormat/>
     <w:pPr>
-      <w:keepNext/>
       <w:keepLines/>
       <w:tabs>
         <w:tab w:val="left" w:pos="720"/>
@@ -5799,7 +5893,6 @@
     <w:basedOn w:val="Normal"/>
     <w:qFormat/>
     <w:pPr>
-      <w:keepNext/>
       <w:keepLines/>
       <w:tabs>
         <w:tab w:val="left" w:pos="1440"/>
@@ -5819,7 +5912,6 @@
     <w:basedOn w:val="Normal"/>
     <w:qFormat/>
     <w:pPr>
-      <w:keepNext/>
       <w:keepLines/>
       <w:tabs>
         <w:tab w:val="left" w:pos="2160"/>
@@ -5839,7 +5931,6 @@
     <w:basedOn w:val="Normal"/>
     <w:qFormat/>
     <w:pPr>
-      <w:keepNext/>
       <w:keepLines/>
       <w:tabs>
         <w:tab w:val="left" w:pos="2880"/>
@@ -5859,7 +5950,6 @@
     <w:basedOn w:val="Normal"/>
     <w:qFormat/>
     <w:pPr>
-      <w:keepNext/>
       <w:keepLines/>
       <w:tabs>
         <w:tab w:val="left" w:pos="3600"/>

--- a/courts/fourth-circuit/court-of-appeals/opening-brief/usage/OUTPUT-opening-brief.docx
+++ b/courts/fourth-circuit/court-of-appeals/opening-brief/usage/OUTPUT-opening-brief.docx
@@ -4652,60 +4652,6 @@
 <w:comments xmlns:w="http://schemas.openxmlformats.org/wordprocessingml/2006/main" xmlns:m="http://schemas.openxmlformats.org/officeDocument/2006/math" xmlns:r="http://schemas.openxmlformats.org/officeDocument/2006/relationships" xmlns:o="urn:schemas-microsoft-com:office:office" xmlns:v="urn:schemas-microsoft-com:vml" xmlns:w10="urn:schemas-microsoft-com:office:word" xmlns:a="http://schemas.openxmlformats.org/drawingml/2006/main" xmlns:pic="http://schemas.openxmlformats.org/drawingml/2006/picture" xmlns:wp="http://schemas.openxmlformats.org/drawingml/2006/wordprocessingDrawing"/>
 </file>
 
-<file path=word/footer-arabic.xml><?xml version="1.0" encoding="utf-8"?>
-<w:ftr xmlns:w="http://schemas.openxmlformats.org/wordprocessingml/2006/main" xmlns:r="http://schemas.openxmlformats.org/officeDocument/2006/relationships">
-  <w:p>
-    <w:pPr>
-      <w:spacing w:before="0" w:after="0" w:line="240" w:lineRule="auto"/>
-      <w:ind w:firstLine="0"/>
-      <w:jc w:val="center"/>
-    </w:pPr>
-    <w:r>
-      <w:fldChar w:fldCharType="begin"/>
-    </w:r>
-    <w:r>
-      <w:instrText xml:space="preserve"> PAGE </w:instrText>
-    </w:r>
-    <w:r>
-      <w:fldChar w:fldCharType="separate"/>
-    </w:r>
-    <w:r>
-      <w:t>1</w:t>
-    </w:r>
-    <w:r>
-      <w:fldChar w:fldCharType="end"/>
-    </w:r>
-  </w:p>
-</w:ftr>
-</file>
-
-<file path=word/footer-roman.xml><?xml version="1.0" encoding="utf-8"?>
-<w:ftr xmlns:w="http://schemas.openxmlformats.org/wordprocessingml/2006/main" xmlns:r="http://schemas.openxmlformats.org/officeDocument/2006/relationships">
-  <w:p>
-    <w:pPr>
-      <w:spacing w:before="0" w:after="0" w:line="240" w:lineRule="auto"/>
-      <w:ind w:firstLine="0"/>
-      <w:jc w:val="center"/>
-    </w:pPr>
-    <w:r>
-      <w:fldChar w:fldCharType="begin"/>
-    </w:r>
-    <w:r>
-      <w:instrText xml:space="preserve"> PAGE </w:instrText>
-    </w:r>
-    <w:r>
-      <w:fldChar w:fldCharType="separate"/>
-    </w:r>
-    <w:r>
-      <w:t>1</w:t>
-    </w:r>
-    <w:r>
-      <w:fldChar w:fldCharType="end"/>
-    </w:r>
-  </w:p>
-</w:ftr>
-</file>
-
 <file path=word/footer1.xml><?xml version="1.0" encoding="utf-8"?>
 <w:ftr xmlns:w="http://schemas.openxmlformats.org/wordprocessingml/2006/main" xmlns:r="http://schemas.openxmlformats.org/officeDocument/2006/relationships">
   <w:p>
@@ -4748,6 +4694,126 @@
     </w:p>
   </w:footnote>
 </w:footnotes>
+</file>
+
+<file path=word/ftr-add.xml><?xml version="1.0" encoding="utf-8"?>
+<w:ftr xmlns:w="http://schemas.openxmlformats.org/wordprocessingml/2006/main" xmlns:r="http://schemas.openxmlformats.org/officeDocument/2006/relationships">
+  <w:p>
+    <w:pPr>
+      <w:spacing w:before="0" w:after="0"/>
+      <w:jc w:val="center"/>
+    </w:pPr>
+    <w:r>
+      <w:t>Add-</w:t>
+    </w:r>
+    <w:r>
+      <w:fldChar w:fldCharType="begin"/>
+    </w:r>
+    <w:r>
+      <w:instrText xml:space="preserve"> PAGE </w:instrText>
+    </w:r>
+    <w:r>
+      <w:fldChar w:fldCharType="separate"/>
+    </w:r>
+    <w:r>
+      <w:t>1</w:t>
+    </w:r>
+    <w:r>
+      <w:fldChar w:fldCharType="end"/>
+    </w:r>
+  </w:p>
+</w:ftr>
+</file>
+
+<file path=word/ftr-none.xml><?xml version="1.0" encoding="utf-8"?>
+<w:ftr xmlns:w="http://schemas.openxmlformats.org/wordprocessingml/2006/main" xmlns:r="http://schemas.openxmlformats.org/officeDocument/2006/relationships">
+  <w:p>
+    <w:pPr>
+      <w:spacing w:before="0" w:after="0"/>
+      <w:jc w:val="center"/>
+    </w:pPr>
+  </w:p>
+</w:ftr>
+</file>
+
+<file path=word/ftr-own1.xml><?xml version="1.0" encoding="utf-8"?>
+<w:ftr xmlns:w="http://schemas.openxmlformats.org/wordprocessingml/2006/main" xmlns:r="http://schemas.openxmlformats.org/officeDocument/2006/relationships">
+  <w:p>
+    <w:pPr>
+      <w:spacing w:before="0" w:after="0" w:line="240" w:lineRule="auto"/>
+      <w:ind w:firstLine="0"/>
+      <w:jc w:val="center"/>
+    </w:pPr>
+    <w:r>
+      <w:fldChar w:fldCharType="begin"/>
+    </w:r>
+    <w:r>
+      <w:instrText xml:space="preserve"> PAGE </w:instrText>
+    </w:r>
+    <w:r>
+      <w:fldChar w:fldCharType="separate"/>
+    </w:r>
+    <w:r>
+      <w:t>1</w:t>
+    </w:r>
+    <w:r>
+      <w:fldChar w:fldCharType="end"/>
+    </w:r>
+  </w:p>
+</w:ftr>
+</file>
+
+<file path=word/ftr-own2.xml><?xml version="1.0" encoding="utf-8"?>
+<w:ftr xmlns:w="http://schemas.openxmlformats.org/wordprocessingml/2006/main" xmlns:r="http://schemas.openxmlformats.org/officeDocument/2006/relationships">
+  <w:p>
+    <w:pPr>
+      <w:spacing w:before="0" w:after="0" w:line="240" w:lineRule="auto"/>
+      <w:ind w:firstLine="0"/>
+      <w:jc w:val="center"/>
+    </w:pPr>
+    <w:r>
+      <w:fldChar w:fldCharType="begin"/>
+    </w:r>
+    <w:r>
+      <w:instrText xml:space="preserve"> PAGE </w:instrText>
+    </w:r>
+    <w:r>
+      <w:fldChar w:fldCharType="separate"/>
+    </w:r>
+    <w:r>
+      <w:t>1</w:t>
+    </w:r>
+    <w:r>
+      <w:fldChar w:fldCharType="end"/>
+    </w:r>
+  </w:p>
+</w:ftr>
+</file>
+
+<file path=word/ftr-page.xml><?xml version="1.0" encoding="utf-8"?>
+<w:ftr xmlns:w="http://schemas.openxmlformats.org/wordprocessingml/2006/main" xmlns:r="http://schemas.openxmlformats.org/officeDocument/2006/relationships">
+  <w:p>
+    <w:pPr>
+      <w:spacing w:before="0" w:after="0"/>
+      <w:jc w:val="center"/>
+    </w:pPr>
+    <w:r>
+      <w:fldChar w:fldCharType="begin"/>
+    </w:r>
+    <w:r>
+      <w:instrText xml:space="preserve"> PAGE </w:instrText>
+    </w:r>
+    <w:r>
+      <w:fldChar w:fldCharType="separate"/>
+    </w:r>
+    <w:r>
+      <w:t>1</w:t>
+    </w:r>
+    <w:r>
+      <w:fldChar w:fldCharType="end"/>
+    </w:r>
+  </w:p>
+</w:ftr>
 </file>
 
 <file path=word/numbering.xml><?xml version="1.0" encoding="utf-8"?>
